--- a/RVfpga/RVfpgaEL2/RVfpga_NexysVideo-NoDDR/Labs/Lab02/RVfpga_Lab02_VeeR-EL2_NexysVideo-NoDDR.docx
+++ b/RVfpga/RVfpgaEL2/RVfpga_NexysVideo-NoDDR/Labs/Lab02/RVfpga_Lab02_VeeR-EL2_NexysVideo-NoDDR.docx
@@ -451,6 +451,9 @@
         <w:t>Nexys Video</w:t>
       </w:r>
       <w:r>
+        <w:t xml:space="preserve"> Video</w:t>
+      </w:r>
+      <w:r>
         <w:t xml:space="preserve"> (remember that you can also execute the programs on </w:t>
       </w:r>
       <w:r>
@@ -8667,6 +8670,12 @@
         <w:rPr>
           <w:b w:val="0"/>
         </w:rPr>
+        <w:t xml:space="preserve"> Video</w:t>
+      </w:r>
+      <w:r>
+        <w:rPr>
+          <w:b w:val="0"/>
+        </w:rPr>
         <w:t xml:space="preserve"> (remember that you can also run these programs </w:t>
       </w:r>
       <w:r>
@@ -8827,7 +8836,7 @@
           <w:color w:val="000000" w:themeColor="text1"/>
           <w:szCs w:val="22"/>
         </w:rPr>
-        <w:t xml:space="preserve"> onto the </w:t>
+        <w:t xml:space="preserve"> Video</w:t>
       </w:r>
       <w:r>
         <w:rPr>
@@ -8837,7 +8846,7 @@
           <w:color w:val="000000" w:themeColor="text1"/>
           <w:szCs w:val="22"/>
         </w:rPr>
-        <w:t>Nexys Video</w:t>
+        <w:t xml:space="preserve"> onto the </w:t>
       </w:r>
       <w:r>
         <w:rPr>
@@ -8847,7 +8856,7 @@
           <w:color w:val="000000" w:themeColor="text1"/>
           <w:szCs w:val="22"/>
         </w:rPr>
-        <w:t xml:space="preserve"> Board and compile, download, and run an assembly program </w:t>
+        <w:t>Nexys Video</w:t>
       </w:r>
       <w:r>
         <w:rPr>
@@ -8857,7 +8866,7 @@
           <w:color w:val="000000" w:themeColor="text1"/>
           <w:szCs w:val="22"/>
         </w:rPr>
-        <w:t>o</w:t>
+        <w:t xml:space="preserve"> Video</w:t>
       </w:r>
       <w:r>
         <w:rPr>
@@ -8867,7 +8876,7 @@
           <w:color w:val="000000" w:themeColor="text1"/>
           <w:szCs w:val="22"/>
         </w:rPr>
-        <w:t xml:space="preserve">n </w:t>
+        <w:t xml:space="preserve"> Board and compile, download, and run an assembly program </w:t>
       </w:r>
       <w:r>
         <w:rPr>
@@ -8877,7 +8886,7 @@
           <w:color w:val="000000" w:themeColor="text1"/>
           <w:szCs w:val="22"/>
         </w:rPr>
-        <w:t>RVfpgaEL2-</w:t>
+        <w:t>o</w:t>
       </w:r>
       <w:r>
         <w:rPr>
@@ -8887,7 +8896,37 @@
           <w:color w:val="000000" w:themeColor="text1"/>
           <w:szCs w:val="22"/>
         </w:rPr>
+        <w:t xml:space="preserve">n </w:t>
+      </w:r>
+      <w:r>
+        <w:rPr>
+          <w:rFonts w:eastAsia="Arial" w:cs="Arial"/>
+          <w:b w:val="0"/>
+          <w:iCs w:val="0"/>
+          <w:color w:val="000000" w:themeColor="text1"/>
+          <w:szCs w:val="22"/>
+        </w:rPr>
+        <w:t>RVfpgaEL2-</w:t>
+      </w:r>
+      <w:r>
+        <w:rPr>
+          <w:rFonts w:eastAsia="Arial" w:cs="Arial"/>
+          <w:b w:val="0"/>
+          <w:iCs w:val="0"/>
+          <w:color w:val="000000" w:themeColor="text1"/>
+          <w:szCs w:val="22"/>
+        </w:rPr>
         <w:t>Nexys Video</w:t>
+      </w:r>
+      <w:r>
+        <w:rPr>
+          <w:rFonts w:eastAsia="Arial" w:cs="Arial"/>
+          <w:b w:val="0"/>
+          <w:iCs w:val="0"/>
+          <w:color w:val="000000" w:themeColor="text1"/>
+          <w:szCs w:val="22"/>
+        </w:rPr>
+        <w:t xml:space="preserve"> Video</w:t>
       </w:r>
       <w:r>
         <w:rPr>
@@ -9015,7 +9054,7 @@
           <w:iCs/>
           <w:color w:val="000000" w:themeColor="text1"/>
         </w:rPr>
-        <w:t>[RVfpgaEL2NexysVideoNoDDRPath]</w:t>
+        <w:t>[RVfpgaEL2</w:t>
       </w:r>
       <w:r>
         <w:rPr>
@@ -9024,6 +9063,24 @@
           <w:iCs/>
           <w:color w:val="000000" w:themeColor="text1"/>
         </w:rPr>
+        <w:t>Nexys Video</w:t>
+      </w:r>
+      <w:r>
+        <w:rPr>
+          <w:rFonts w:eastAsia="Arial" w:cs="Arial"/>
+          <w:i/>
+          <w:iCs/>
+          <w:color w:val="000000" w:themeColor="text1"/>
+        </w:rPr>
+        <w:t>VideoNoDDRPath]</w:t>
+      </w:r>
+      <w:r>
+        <w:rPr>
+          <w:rFonts w:eastAsia="Arial" w:cs="Arial"/>
+          <w:i/>
+          <w:iCs/>
+          <w:color w:val="000000" w:themeColor="text1"/>
+        </w:rPr>
         <w:t>/Labs</w:t>
       </w:r>
       <w:r>
@@ -9103,7 +9160,25 @@
           <w:iCs/>
           <w:color w:val="000000" w:themeColor="text1"/>
         </w:rPr>
-        <w:t>[RVfpgaEL2NexysVideoNoDDRPath]</w:t>
+        <w:t>[RVfpgaEL2</w:t>
+      </w:r>
+      <w:r>
+        <w:rPr>
+          <w:rFonts w:eastAsia="Arial" w:cs="Arial"/>
+          <w:i/>
+          <w:iCs/>
+          <w:color w:val="000000" w:themeColor="text1"/>
+        </w:rPr>
+        <w:t>Nexys Video</w:t>
+      </w:r>
+      <w:r>
+        <w:rPr>
+          <w:rFonts w:eastAsia="Arial" w:cs="Arial"/>
+          <w:i/>
+          <w:iCs/>
+          <w:color w:val="000000" w:themeColor="text1"/>
+        </w:rPr>
+        <w:t>VideoNoDDRPath]</w:t>
       </w:r>
       <w:r>
         <w:rPr>
@@ -9454,7 +9529,27 @@
           <w:color w:val="000000" w:themeColor="text1"/>
           <w:szCs w:val="22"/>
         </w:rPr>
-        <w:t>[RVfpgaEL2NexysVideoNoDDRPath]</w:t>
+        <w:t>[RVfpgaEL2</w:t>
+      </w:r>
+      <w:r>
+        <w:rPr>
+          <w:rFonts w:eastAsia="Arial" w:cs="Arial"/>
+          <w:b w:val="0"/>
+          <w:i/>
+          <w:color w:val="000000" w:themeColor="text1"/>
+          <w:szCs w:val="22"/>
+        </w:rPr>
+        <w:t>Nexys Video</w:t>
+      </w:r>
+      <w:r>
+        <w:rPr>
+          <w:rFonts w:eastAsia="Arial" w:cs="Arial"/>
+          <w:b w:val="0"/>
+          <w:i/>
+          <w:color w:val="000000" w:themeColor="text1"/>
+          <w:szCs w:val="22"/>
+        </w:rPr>
+        <w:t>VideoNoDDRPath]</w:t>
       </w:r>
       <w:r>
         <w:rPr>
@@ -11039,7 +11134,27 @@
           <w:color w:val="000000" w:themeColor="text1"/>
           <w:szCs w:val="22"/>
         </w:rPr>
-        <w:t>[RVfpgaEL2NexysVideoNoDDRPath]</w:t>
+        <w:t>[RVfpgaEL2</w:t>
+      </w:r>
+      <w:r>
+        <w:rPr>
+          <w:rFonts w:ascii="Courier New" w:eastAsia="Courier New" w:hAnsi="Courier New" w:cs="Courier New"/>
+          <w:b w:val="0"/>
+          <w:i/>
+          <w:color w:val="000000" w:themeColor="text1"/>
+          <w:szCs w:val="22"/>
+        </w:rPr>
+        <w:t>Nexys Video</w:t>
+      </w:r>
+      <w:r>
+        <w:rPr>
+          <w:rFonts w:ascii="Courier New" w:eastAsia="Courier New" w:hAnsi="Courier New" w:cs="Courier New"/>
+          <w:b w:val="0"/>
+          <w:i/>
+          <w:color w:val="000000" w:themeColor="text1"/>
+          <w:szCs w:val="22"/>
+        </w:rPr>
+        <w:t>VideoNoDDRPath]</w:t>
       </w:r>
       <w:r>
         <w:rPr>
@@ -11797,7 +11912,7 @@
           <w:color w:val="000000" w:themeColor="text1"/>
           <w:szCs w:val="22"/>
         </w:rPr>
-        <w:t xml:space="preserve"> onto the </w:t>
+        <w:t xml:space="preserve"> Video</w:t>
       </w:r>
       <w:r>
         <w:rPr>
@@ -11807,7 +11922,7 @@
           <w:color w:val="000000" w:themeColor="text1"/>
           <w:szCs w:val="22"/>
         </w:rPr>
-        <w:t>Nexys Video</w:t>
+        <w:t xml:space="preserve"> onto the </w:t>
       </w:r>
       <w:r>
         <w:rPr>
@@ -11817,7 +11932,7 @@
           <w:color w:val="000000" w:themeColor="text1"/>
           <w:szCs w:val="22"/>
         </w:rPr>
-        <w:t xml:space="preserve"> Board and compile, download, and run a C program </w:t>
+        <w:t>Nexys Video</w:t>
       </w:r>
       <w:r>
         <w:rPr>
@@ -11827,7 +11942,7 @@
           <w:color w:val="000000" w:themeColor="text1"/>
           <w:szCs w:val="22"/>
         </w:rPr>
-        <w:t>o</w:t>
+        <w:t xml:space="preserve"> Video</w:t>
       </w:r>
       <w:r>
         <w:rPr>
@@ -11837,7 +11952,7 @@
           <w:color w:val="000000" w:themeColor="text1"/>
           <w:szCs w:val="22"/>
         </w:rPr>
-        <w:t xml:space="preserve">n </w:t>
+        <w:t xml:space="preserve"> Board and compile, download, and run a C program </w:t>
       </w:r>
       <w:r>
         <w:rPr>
@@ -11847,7 +11962,7 @@
           <w:color w:val="000000" w:themeColor="text1"/>
           <w:szCs w:val="22"/>
         </w:rPr>
-        <w:t>RVfpgaEL2-</w:t>
+        <w:t>o</w:t>
       </w:r>
       <w:r>
         <w:rPr>
@@ -11857,22 +11972,9 @@
           <w:color w:val="000000" w:themeColor="text1"/>
           <w:szCs w:val="22"/>
         </w:rPr>
-        <w:t>Nexys Video</w:t>
-      </w:r>
-    </w:p>
-    <w:p>
-      <w:pPr>
-        <w:rPr>
-          <w:rFonts w:eastAsia="Arial" w:cs="Arial"/>
-          <w:b/>
-          <w:bCs/>
-          <w:color w:val="000000" w:themeColor="text1"/>
-        </w:rPr>
-      </w:pPr>
-    </w:p>
-    <w:p>
-      <w:pPr>
-        <w:pStyle w:val="a6"/>
+        <w:t xml:space="preserve">n </w:t>
+      </w:r>
+      <w:r>
         <w:rPr>
           <w:rFonts w:eastAsia="Arial" w:cs="Arial"/>
           <w:bCs/>
@@ -11880,37 +11982,50 @@
           <w:color w:val="000000" w:themeColor="text1"/>
           <w:szCs w:val="22"/>
         </w:rPr>
-      </w:pPr>
+        <w:t>RVfpgaEL2-</w:t>
+      </w:r>
       <w:r>
         <w:rPr>
           <w:rFonts w:eastAsia="Arial" w:cs="Arial"/>
-          <w:b w:val="0"/>
+          <w:bCs/>
           <w:iCs w:val="0"/>
           <w:color w:val="000000" w:themeColor="text1"/>
           <w:szCs w:val="22"/>
         </w:rPr>
-        <w:t xml:space="preserve">You will now run the example program </w:t>
+        <w:t>Nexys Video</w:t>
       </w:r>
       <w:r>
         <w:rPr>
           <w:rFonts w:eastAsia="Arial" w:cs="Arial"/>
-          <w:b w:val="0"/>
+          <w:bCs/>
           <w:iCs w:val="0"/>
           <w:color w:val="000000" w:themeColor="text1"/>
           <w:szCs w:val="22"/>
         </w:rPr>
-        <w:t>o</w:t>
-      </w:r>
-      <w:r>
+        <w:t xml:space="preserve"> Video</w:t>
+      </w:r>
+    </w:p>
+    <w:p>
+      <w:pPr>
         <w:rPr>
           <w:rFonts w:eastAsia="Arial" w:cs="Arial"/>
-          <w:b w:val="0"/>
+          <w:b/>
+          <w:bCs/>
+          <w:color w:val="000000" w:themeColor="text1"/>
+        </w:rPr>
+      </w:pPr>
+    </w:p>
+    <w:p>
+      <w:pPr>
+        <w:pStyle w:val="a6"/>
+        <w:rPr>
+          <w:rFonts w:eastAsia="Arial" w:cs="Arial"/>
+          <w:bCs/>
           <w:iCs w:val="0"/>
           <w:color w:val="000000" w:themeColor="text1"/>
           <w:szCs w:val="22"/>
         </w:rPr>
-        <w:t xml:space="preserve">n </w:t>
-      </w:r>
+      </w:pPr>
       <w:r>
         <w:rPr>
           <w:rFonts w:eastAsia="Arial" w:cs="Arial"/>
@@ -11919,7 +12034,7 @@
           <w:color w:val="000000" w:themeColor="text1"/>
           <w:szCs w:val="22"/>
         </w:rPr>
-        <w:t>RVfpgaEL2-</w:t>
+        <w:t xml:space="preserve">You will now run the example program </w:t>
       </w:r>
       <w:r>
         <w:rPr>
@@ -11929,7 +12044,47 @@
           <w:color w:val="000000" w:themeColor="text1"/>
           <w:szCs w:val="22"/>
         </w:rPr>
+        <w:t>o</w:t>
+      </w:r>
+      <w:r>
+        <w:rPr>
+          <w:rFonts w:eastAsia="Arial" w:cs="Arial"/>
+          <w:b w:val="0"/>
+          <w:iCs w:val="0"/>
+          <w:color w:val="000000" w:themeColor="text1"/>
+          <w:szCs w:val="22"/>
+        </w:rPr>
+        <w:t xml:space="preserve">n </w:t>
+      </w:r>
+      <w:r>
+        <w:rPr>
+          <w:rFonts w:eastAsia="Arial" w:cs="Arial"/>
+          <w:b w:val="0"/>
+          <w:iCs w:val="0"/>
+          <w:color w:val="000000" w:themeColor="text1"/>
+          <w:szCs w:val="22"/>
+        </w:rPr>
+        <w:t>RVfpgaEL2-</w:t>
+      </w:r>
+      <w:r>
+        <w:rPr>
+          <w:rFonts w:eastAsia="Arial" w:cs="Arial"/>
+          <w:b w:val="0"/>
+          <w:iCs w:val="0"/>
+          <w:color w:val="000000" w:themeColor="text1"/>
+          <w:szCs w:val="22"/>
+        </w:rPr>
         <w:t>Nexys Video</w:t>
+      </w:r>
+      <w:r>
+        <w:rPr>
+          <w:rFonts w:eastAsia="Arial" w:cs="Arial"/>
+          <w:b w:val="0"/>
+          <w:iCs w:val="0"/>
+          <w:color w:val="000000" w:themeColor="text1"/>
+          <w:szCs w:val="22"/>
+        </w:rPr>
+        <w:t xml:space="preserve"> Video</w:t>
       </w:r>
       <w:r>
         <w:rPr>
@@ -12171,6 +12326,12 @@
         <w:rPr>
           <w:b w:val="0"/>
         </w:rPr>
+        <w:t xml:space="preserve"> Video</w:t>
+      </w:r>
+      <w:r>
+        <w:rPr>
+          <w:b w:val="0"/>
+        </w:rPr>
         <w:t xml:space="preserve"> board connected to your computer and </w:t>
       </w:r>
       <w:r>
@@ -12201,6 +12362,12 @@
         <w:rPr>
           <w:b w:val="0"/>
         </w:rPr>
+        <w:t xml:space="preserve"> Video</w:t>
+      </w:r>
+      <w:r>
+        <w:rPr>
+          <w:b w:val="0"/>
+        </w:rPr>
         <w:t xml:space="preserve"> onto the board between </w:t>
       </w:r>
       <w:r>
@@ -12225,6 +12392,12 @@
         <w:rPr>
           <w:b w:val="0"/>
         </w:rPr>
+        <w:t xml:space="preserve"> Video</w:t>
+      </w:r>
+      <w:r>
+        <w:rPr>
+          <w:b w:val="0"/>
+        </w:rPr>
         <w:t xml:space="preserve"> board, you will need to reload </w:t>
       </w:r>
       <w:r>
@@ -12238,6 +12411,12 @@
           <w:b w:val="0"/>
         </w:rPr>
         <w:t>Nexys Video</w:t>
+      </w:r>
+      <w:r>
+        <w:rPr>
+          <w:b w:val="0"/>
+        </w:rPr>
+        <w:t xml:space="preserve"> Video</w:t>
       </w:r>
       <w:r>
         <w:rPr>
@@ -14774,10 +14953,12 @@
       </w:pPr>
     </w:p>
     <w:sectPr>
-      <w:headerReference w:type="default" r:id="rId17"/>
-      <w:footerReference w:type="default" r:id="rId18"/>
-      <w:headerReference w:type="first" r:id="rId19"/>
-      <w:footerReference w:type="first" r:id="rId20"/>
+      <w:headerReference w:type="even" r:id="rId17"/>
+      <w:headerReference w:type="default" r:id="rId18"/>
+      <w:footerReference w:type="even" r:id="rId19"/>
+      <w:footerReference w:type="default" r:id="rId20"/>
+      <w:headerReference w:type="first" r:id="rId21"/>
+      <w:footerReference w:type="first" r:id="rId22"/>
       <w:pgSz w:w="11906" w:h="16838"/>
       <w:pgMar w:top="1800" w:right="1440" w:bottom="1440" w:left="1440" w:header="706" w:footer="389" w:gutter="0"/>
       <w:cols w:space="720"/>
@@ -14809,6 +14990,16 @@
 </file>
 
 <file path=word/footer1.xml><?xml version="1.0" encoding="utf-8"?>
+<w:ftr xmlns:wpc="http://schemas.microsoft.com/office/word/2010/wordprocessingCanvas" xmlns:cx="http://schemas.microsoft.com/office/drawing/2014/chartex" xmlns:cx1="http://schemas.microsoft.com/office/drawing/2015/9/8/chartex" xmlns:cx2="http://schemas.microsoft.com/office/drawing/2015/10/21/chartex" xmlns:cx3="http://schemas.microsoft.com/office/drawing/2016/5/9/chartex" xmlns:cx4="http://schemas.microsoft.com/office/drawing/2016/5/10/chartex" xmlns:cx5="http://schemas.microsoft.com/office/drawing/2016/5/11/chartex" xmlns:cx6="http://schemas.microsoft.com/office/drawing/2016/5/12/chartex" xmlns:cx7="http://schemas.microsoft.com/office/drawing/2016/5/13/chartex" xmlns:cx8="http://schemas.microsoft.com/office/drawing/2016/5/14/chartex" xmlns:mc="http://schemas.openxmlformats.org/markup-compatibility/2006" xmlns:aink="http://schemas.microsoft.com/office/drawing/2016/ink" xmlns:am3d="http://schemas.microsoft.com/office/drawing/2017/model3d" xmlns:o="urn:schemas-microsoft-com:office:office" xmlns:oel="http://schemas.microsoft.com/office/2019/extlst" xmlns:r="http://schemas.openxmlformats.org/officeDocument/2006/relationships" xmlns:m="http://schemas.openxmlformats.org/officeDocument/2006/math" xmlns:v="urn:schemas-microsoft-com:vml" xmlns:wp14="http://schemas.microsoft.com/office/word/2010/wordprocessingDrawing" xmlns:wp="http://schemas.openxmlformats.org/drawingml/2006/wordprocessingDrawing" xmlns:w10="urn:schemas-microsoft-com:office:word" xmlns:w="http://schemas.openxmlformats.org/wordprocessingml/2006/main" xmlns:w14="http://schemas.microsoft.com/office/word/2010/wordml" xmlns:w15="http://schemas.microsoft.com/office/word/2012/wordml" xmlns:w16cex="http://schemas.microsoft.com/office/word/2018/wordml/cex" xmlns:w16cid="http://schemas.microsoft.com/office/word/2016/wordml/cid" xmlns:w16="http://schemas.microsoft.com/office/word/2018/wordml" xmlns:w16du="http://schemas.microsoft.com/office/word/2023/wordml/word16du" xmlns:w16sdtdh="http://schemas.microsoft.com/office/word/2020/wordml/sdtdatahash" xmlns:w16sdtfl="http://schemas.microsoft.com/office/word/2024/wordml/sdtformatlock" xmlns:w16se="http://schemas.microsoft.com/office/word/2015/wordml/symex" xmlns:wpg="http://schemas.microsoft.com/office/word/2010/wordprocessingGroup" xmlns:wpi="http://schemas.microsoft.com/office/word/2010/wordprocessingInk" xmlns:wne="http://schemas.microsoft.com/office/word/2006/wordml" xmlns:wps="http://schemas.microsoft.com/office/word/2010/wordprocessingShape" mc:Ignorable="w14 w15 w16se w16cid w16 w16cex w16sdtdh w16sdtfl w16du wp14">
+  <w:p>
+    <w:pPr>
+      <w:pStyle w:val="a9"/>
+    </w:pPr>
+  </w:p>
+</w:ftr>
+</file>
+
+<file path=word/footer2.xml><?xml version="1.0" encoding="utf-8"?>
 <w:ftr xmlns:wpc="http://schemas.microsoft.com/office/word/2010/wordprocessingCanvas" xmlns:cx="http://schemas.microsoft.com/office/drawing/2014/chartex" xmlns:cx1="http://schemas.microsoft.com/office/drawing/2015/9/8/chartex" xmlns:cx2="http://schemas.microsoft.com/office/drawing/2015/10/21/chartex" xmlns:cx3="http://schemas.microsoft.com/office/drawing/2016/5/9/chartex" xmlns:cx4="http://schemas.microsoft.com/office/drawing/2016/5/10/chartex" xmlns:cx5="http://schemas.microsoft.com/office/drawing/2016/5/11/chartex" xmlns:cx6="http://schemas.microsoft.com/office/drawing/2016/5/12/chartex" xmlns:cx7="http://schemas.microsoft.com/office/drawing/2016/5/13/chartex" xmlns:cx8="http://schemas.microsoft.com/office/drawing/2016/5/14/chartex" xmlns:mc="http://schemas.openxmlformats.org/markup-compatibility/2006" xmlns:aink="http://schemas.microsoft.com/office/drawing/2016/ink" xmlns:am3d="http://schemas.microsoft.com/office/drawing/2017/model3d" xmlns:o="urn:schemas-microsoft-com:office:office" xmlns:oel="http://schemas.microsoft.com/office/2019/extlst" xmlns:r="http://schemas.openxmlformats.org/officeDocument/2006/relationships" xmlns:m="http://schemas.openxmlformats.org/officeDocument/2006/math" xmlns:v="urn:schemas-microsoft-com:vml" xmlns:wp14="http://schemas.microsoft.com/office/word/2010/wordprocessingDrawing" xmlns:wp="http://schemas.openxmlformats.org/drawingml/2006/wordprocessingDrawing" xmlns:w10="urn:schemas-microsoft-com:office:word" xmlns:w="http://schemas.openxmlformats.org/wordprocessingml/2006/main" xmlns:w14="http://schemas.microsoft.com/office/word/2010/wordml" xmlns:w15="http://schemas.microsoft.com/office/word/2012/wordml" xmlns:w16cex="http://schemas.microsoft.com/office/word/2018/wordml/cex" xmlns:w16cid="http://schemas.microsoft.com/office/word/2016/wordml/cid" xmlns:w16="http://schemas.microsoft.com/office/word/2018/wordml" xmlns:w16du="http://schemas.microsoft.com/office/word/2023/wordml/word16du" xmlns:w16sdtdh="http://schemas.microsoft.com/office/word/2020/wordml/sdtdatahash" xmlns:w16sdtfl="http://schemas.microsoft.com/office/word/2024/wordml/sdtformatlock" xmlns:w16se="http://schemas.microsoft.com/office/word/2015/wordml/symex" xmlns:wpg="http://schemas.microsoft.com/office/word/2010/wordprocessingGroup" xmlns:wpi="http://schemas.microsoft.com/office/word/2010/wordprocessingInk" xmlns:wne="http://schemas.microsoft.com/office/word/2006/wordml" xmlns:wps="http://schemas.microsoft.com/office/word/2010/wordprocessingShape" mc:Ignorable="w14 w15 w16se w16cid w16 w16cex w16sdtdh w16sdtfl w16du wp14">
   <w:p>
     <w:pPr>
@@ -14918,7 +15109,7 @@
 </w:ftr>
 </file>
 
-<file path=word/footer2.xml><?xml version="1.0" encoding="utf-8"?>
+<file path=word/footer3.xml><?xml version="1.0" encoding="utf-8"?>
 <w:ftr xmlns:wpc="http://schemas.microsoft.com/office/word/2010/wordprocessingCanvas" xmlns:cx="http://schemas.microsoft.com/office/drawing/2014/chartex" xmlns:cx1="http://schemas.microsoft.com/office/drawing/2015/9/8/chartex" xmlns:cx2="http://schemas.microsoft.com/office/drawing/2015/10/21/chartex" xmlns:cx3="http://schemas.microsoft.com/office/drawing/2016/5/9/chartex" xmlns:cx4="http://schemas.microsoft.com/office/drawing/2016/5/10/chartex" xmlns:cx5="http://schemas.microsoft.com/office/drawing/2016/5/11/chartex" xmlns:cx6="http://schemas.microsoft.com/office/drawing/2016/5/12/chartex" xmlns:cx7="http://schemas.microsoft.com/office/drawing/2016/5/13/chartex" xmlns:cx8="http://schemas.microsoft.com/office/drawing/2016/5/14/chartex" xmlns:mc="http://schemas.openxmlformats.org/markup-compatibility/2006" xmlns:aink="http://schemas.microsoft.com/office/drawing/2016/ink" xmlns:am3d="http://schemas.microsoft.com/office/drawing/2017/model3d" xmlns:o="urn:schemas-microsoft-com:office:office" xmlns:oel="http://schemas.microsoft.com/office/2019/extlst" xmlns:r="http://schemas.openxmlformats.org/officeDocument/2006/relationships" xmlns:m="http://schemas.openxmlformats.org/officeDocument/2006/math" xmlns:v="urn:schemas-microsoft-com:vml" xmlns:wp14="http://schemas.microsoft.com/office/word/2010/wordprocessingDrawing" xmlns:wp="http://schemas.openxmlformats.org/drawingml/2006/wordprocessingDrawing" xmlns:w10="urn:schemas-microsoft-com:office:word" xmlns:w="http://schemas.openxmlformats.org/wordprocessingml/2006/main" xmlns:w14="http://schemas.microsoft.com/office/word/2010/wordml" xmlns:w15="http://schemas.microsoft.com/office/word/2012/wordml" xmlns:w16cex="http://schemas.microsoft.com/office/word/2018/wordml/cex" xmlns:w16cid="http://schemas.microsoft.com/office/word/2016/wordml/cid" xmlns:w16="http://schemas.microsoft.com/office/word/2018/wordml" xmlns:w16du="http://schemas.microsoft.com/office/word/2023/wordml/word16du" xmlns:w16sdtdh="http://schemas.microsoft.com/office/word/2020/wordml/sdtdatahash" xmlns:w16sdtfl="http://schemas.microsoft.com/office/word/2024/wordml/sdtformatlock" xmlns:w16se="http://schemas.microsoft.com/office/word/2015/wordml/symex" xmlns:wpg="http://schemas.microsoft.com/office/word/2010/wordprocessingGroup" xmlns:wpi="http://schemas.microsoft.com/office/word/2010/wordprocessingInk" xmlns:wne="http://schemas.microsoft.com/office/word/2006/wordml" xmlns:wps="http://schemas.microsoft.com/office/word/2010/wordprocessingShape" mc:Ignorable="w14 w15 w16se w16cid w16 w16cex w16sdtdh w16sdtfl w16du wp14">
   <w:p>
     <w:pPr>
@@ -15010,6 +15201,16 @@
     <w:pPr>
       <w:pStyle w:val="ab"/>
     </w:pPr>
+  </w:p>
+</w:hdr>
+</file>
+
+<file path=word/header2.xml><?xml version="1.0" encoding="utf-8"?>
+<w:hdr xmlns:wpc="http://schemas.microsoft.com/office/word/2010/wordprocessingCanvas" xmlns:cx="http://schemas.microsoft.com/office/drawing/2014/chartex" xmlns:cx1="http://schemas.microsoft.com/office/drawing/2015/9/8/chartex" xmlns:cx2="http://schemas.microsoft.com/office/drawing/2015/10/21/chartex" xmlns:cx3="http://schemas.microsoft.com/office/drawing/2016/5/9/chartex" xmlns:cx4="http://schemas.microsoft.com/office/drawing/2016/5/10/chartex" xmlns:cx5="http://schemas.microsoft.com/office/drawing/2016/5/11/chartex" xmlns:cx6="http://schemas.microsoft.com/office/drawing/2016/5/12/chartex" xmlns:cx7="http://schemas.microsoft.com/office/drawing/2016/5/13/chartex" xmlns:cx8="http://schemas.microsoft.com/office/drawing/2016/5/14/chartex" xmlns:mc="http://schemas.openxmlformats.org/markup-compatibility/2006" xmlns:aink="http://schemas.microsoft.com/office/drawing/2016/ink" xmlns:am3d="http://schemas.microsoft.com/office/drawing/2017/model3d" xmlns:o="urn:schemas-microsoft-com:office:office" xmlns:oel="http://schemas.microsoft.com/office/2019/extlst" xmlns:r="http://schemas.openxmlformats.org/officeDocument/2006/relationships" xmlns:m="http://schemas.openxmlformats.org/officeDocument/2006/math" xmlns:v="urn:schemas-microsoft-com:vml" xmlns:wp14="http://schemas.microsoft.com/office/word/2010/wordprocessingDrawing" xmlns:wp="http://schemas.openxmlformats.org/drawingml/2006/wordprocessingDrawing" xmlns:w10="urn:schemas-microsoft-com:office:word" xmlns:w="http://schemas.openxmlformats.org/wordprocessingml/2006/main" xmlns:w14="http://schemas.microsoft.com/office/word/2010/wordml" xmlns:w15="http://schemas.microsoft.com/office/word/2012/wordml" xmlns:w16cex="http://schemas.microsoft.com/office/word/2018/wordml/cex" xmlns:w16cid="http://schemas.microsoft.com/office/word/2016/wordml/cid" xmlns:w16="http://schemas.microsoft.com/office/word/2018/wordml" xmlns:w16du="http://schemas.microsoft.com/office/word/2023/wordml/word16du" xmlns:w16sdtdh="http://schemas.microsoft.com/office/word/2020/wordml/sdtdatahash" xmlns:w16sdtfl="http://schemas.microsoft.com/office/word/2024/wordml/sdtformatlock" xmlns:w16se="http://schemas.microsoft.com/office/word/2015/wordml/symex" xmlns:wpg="http://schemas.microsoft.com/office/word/2010/wordprocessingGroup" xmlns:wpi="http://schemas.microsoft.com/office/word/2010/wordprocessingInk" xmlns:wne="http://schemas.microsoft.com/office/word/2006/wordml" xmlns:wps="http://schemas.microsoft.com/office/word/2010/wordprocessingShape" mc:Ignorable="w14 w15 w16se w16cid w16 w16cex w16sdtdh w16sdtfl w16du wp14">
+  <w:p>
+    <w:pPr>
+      <w:pStyle w:val="ab"/>
+    </w:pPr>
     <w:r>
       <w:rPr>
         <w:noProof/>
@@ -15065,7 +15266,7 @@
 </w:hdr>
 </file>
 
-<file path=word/header2.xml><?xml version="1.0" encoding="utf-8"?>
+<file path=word/header3.xml><?xml version="1.0" encoding="utf-8"?>
 <w:hdr xmlns:wpc="http://schemas.microsoft.com/office/word/2010/wordprocessingCanvas" xmlns:cx="http://schemas.microsoft.com/office/drawing/2014/chartex" xmlns:cx1="http://schemas.microsoft.com/office/drawing/2015/9/8/chartex" xmlns:cx2="http://schemas.microsoft.com/office/drawing/2015/10/21/chartex" xmlns:cx3="http://schemas.microsoft.com/office/drawing/2016/5/9/chartex" xmlns:cx4="http://schemas.microsoft.com/office/drawing/2016/5/10/chartex" xmlns:cx5="http://schemas.microsoft.com/office/drawing/2016/5/11/chartex" xmlns:cx6="http://schemas.microsoft.com/office/drawing/2016/5/12/chartex" xmlns:cx7="http://schemas.microsoft.com/office/drawing/2016/5/13/chartex" xmlns:cx8="http://schemas.microsoft.com/office/drawing/2016/5/14/chartex" xmlns:mc="http://schemas.openxmlformats.org/markup-compatibility/2006" xmlns:aink="http://schemas.microsoft.com/office/drawing/2016/ink" xmlns:am3d="http://schemas.microsoft.com/office/drawing/2017/model3d" xmlns:o="urn:schemas-microsoft-com:office:office" xmlns:oel="http://schemas.microsoft.com/office/2019/extlst" xmlns:r="http://schemas.openxmlformats.org/officeDocument/2006/relationships" xmlns:m="http://schemas.openxmlformats.org/officeDocument/2006/math" xmlns:v="urn:schemas-microsoft-com:vml" xmlns:wp14="http://schemas.microsoft.com/office/word/2010/wordprocessingDrawing" xmlns:wp="http://schemas.openxmlformats.org/drawingml/2006/wordprocessingDrawing" xmlns:w10="urn:schemas-microsoft-com:office:word" xmlns:w="http://schemas.openxmlformats.org/wordprocessingml/2006/main" xmlns:w14="http://schemas.microsoft.com/office/word/2010/wordml" xmlns:w15="http://schemas.microsoft.com/office/word/2012/wordml" xmlns:w16cex="http://schemas.microsoft.com/office/word/2018/wordml/cex" xmlns:w16cid="http://schemas.microsoft.com/office/word/2016/wordml/cid" xmlns:w16="http://schemas.microsoft.com/office/word/2018/wordml" xmlns:w16du="http://schemas.microsoft.com/office/word/2023/wordml/word16du" xmlns:w16sdtdh="http://schemas.microsoft.com/office/word/2020/wordml/sdtdatahash" xmlns:w16sdtfl="http://schemas.microsoft.com/office/word/2024/wordml/sdtformatlock" xmlns:w16se="http://schemas.microsoft.com/office/word/2015/wordml/symex" xmlns:wpg="http://schemas.microsoft.com/office/word/2010/wordprocessingGroup" xmlns:wpi="http://schemas.microsoft.com/office/word/2010/wordprocessingInk" xmlns:wne="http://schemas.microsoft.com/office/word/2006/wordml" xmlns:wps="http://schemas.microsoft.com/office/word/2010/wordprocessingShape" mc:Ignorable="w14 w15 w16se w16cid w16 w16cex w16sdtdh w16sdtfl w16du wp14">
   <w:tbl>
     <w:tblPr>

--- a/RVfpga/RVfpgaEL2/RVfpga_NexysVideo-NoDDR/Labs/Lab02/RVfpga_Lab02_VeeR-EL2_NexysVideo-NoDDR.docx
+++ b/RVfpga/RVfpgaEL2/RVfpga_NexysVideo-NoDDR/Labs/Lab02/RVfpga_Lab02_VeeR-EL2_NexysVideo-NoDDR.docx
@@ -448,10 +448,16 @@
         <w:t>RVfpgaEL2-</w:t>
       </w:r>
       <w:r>
-        <w:t>Nexys Video</w:t>
-      </w:r>
-      <w:r>
-        <w:t xml:space="preserve"> Video</w:t>
+        <w:t xml:space="preserve">Nexys </w:t>
+      </w:r>
+      <w:r>
+        <w:t>Video</w:t>
+      </w:r>
+      <w:r>
+        <w:t xml:space="preserve"> </w:t>
+      </w:r>
+      <w:r>
+        <w:t>Video</w:t>
       </w:r>
       <w:r>
         <w:t xml:space="preserve"> (remember that you can also execute the programs on </w:t>
@@ -8664,13 +8670,25 @@
         <w:rPr>
           <w:b w:val="0"/>
         </w:rPr>
-        <w:t>Nexys Video</w:t>
-      </w:r>
-      <w:r>
-        <w:rPr>
-          <w:b w:val="0"/>
-        </w:rPr>
-        <w:t xml:space="preserve"> Video</w:t>
+        <w:t xml:space="preserve">Nexys </w:t>
+      </w:r>
+      <w:r>
+        <w:rPr>
+          <w:b w:val="0"/>
+        </w:rPr>
+        <w:t>Video</w:t>
+      </w:r>
+      <w:r>
+        <w:rPr>
+          <w:b w:val="0"/>
+        </w:rPr>
+        <w:t xml:space="preserve"> </w:t>
+      </w:r>
+      <w:r>
+        <w:rPr>
+          <w:b w:val="0"/>
+        </w:rPr>
+        <w:t>Video</w:t>
       </w:r>
       <w:r>
         <w:rPr>
@@ -8826,7 +8844,7 @@
           <w:color w:val="000000" w:themeColor="text1"/>
           <w:szCs w:val="22"/>
         </w:rPr>
-        <w:t>Nexys Video</w:t>
+        <w:t xml:space="preserve">Nexys </w:t>
       </w:r>
       <w:r>
         <w:rPr>
@@ -8836,7 +8854,7 @@
           <w:color w:val="000000" w:themeColor="text1"/>
           <w:szCs w:val="22"/>
         </w:rPr>
-        <w:t xml:space="preserve"> Video</w:t>
+        <w:t>Video</w:t>
       </w:r>
       <w:r>
         <w:rPr>
@@ -8846,7 +8864,7 @@
           <w:color w:val="000000" w:themeColor="text1"/>
           <w:szCs w:val="22"/>
         </w:rPr>
-        <w:t xml:space="preserve"> onto the </w:t>
+        <w:t xml:space="preserve"> </w:t>
       </w:r>
       <w:r>
         <w:rPr>
@@ -8856,7 +8874,7 @@
           <w:color w:val="000000" w:themeColor="text1"/>
           <w:szCs w:val="22"/>
         </w:rPr>
-        <w:t>Nexys Video</w:t>
+        <w:t>Video</w:t>
       </w:r>
       <w:r>
         <w:rPr>
@@ -8866,7 +8884,7 @@
           <w:color w:val="000000" w:themeColor="text1"/>
           <w:szCs w:val="22"/>
         </w:rPr>
-        <w:t xml:space="preserve"> Video</w:t>
+        <w:t xml:space="preserve"> onto the </w:t>
       </w:r>
       <w:r>
         <w:rPr>
@@ -8876,7 +8894,7 @@
           <w:color w:val="000000" w:themeColor="text1"/>
           <w:szCs w:val="22"/>
         </w:rPr>
-        <w:t xml:space="preserve"> Board and compile, download, and run an assembly program </w:t>
+        <w:t xml:space="preserve">Nexys </w:t>
       </w:r>
       <w:r>
         <w:rPr>
@@ -8886,7 +8904,7 @@
           <w:color w:val="000000" w:themeColor="text1"/>
           <w:szCs w:val="22"/>
         </w:rPr>
-        <w:t>o</w:t>
+        <w:t>Video</w:t>
       </w:r>
       <w:r>
         <w:rPr>
@@ -8896,7 +8914,7 @@
           <w:color w:val="000000" w:themeColor="text1"/>
           <w:szCs w:val="22"/>
         </w:rPr>
-        <w:t xml:space="preserve">n </w:t>
+        <w:t xml:space="preserve"> </w:t>
       </w:r>
       <w:r>
         <w:rPr>
@@ -8906,7 +8924,7 @@
           <w:color w:val="000000" w:themeColor="text1"/>
           <w:szCs w:val="22"/>
         </w:rPr>
-        <w:t>RVfpgaEL2-</w:t>
+        <w:t>Video</w:t>
       </w:r>
       <w:r>
         <w:rPr>
@@ -8916,7 +8934,7 @@
           <w:color w:val="000000" w:themeColor="text1"/>
           <w:szCs w:val="22"/>
         </w:rPr>
-        <w:t>Nexys Video</w:t>
+        <w:t xml:space="preserve"> Board and compile, download, and run an assembly program </w:t>
       </w:r>
       <w:r>
         <w:rPr>
@@ -8926,7 +8944,67 @@
           <w:color w:val="000000" w:themeColor="text1"/>
           <w:szCs w:val="22"/>
         </w:rPr>
-        <w:t xml:space="preserve"> Video</w:t>
+        <w:t>o</w:t>
+      </w:r>
+      <w:r>
+        <w:rPr>
+          <w:rFonts w:eastAsia="Arial" w:cs="Arial"/>
+          <w:b w:val="0"/>
+          <w:iCs w:val="0"/>
+          <w:color w:val="000000" w:themeColor="text1"/>
+          <w:szCs w:val="22"/>
+        </w:rPr>
+        <w:t xml:space="preserve">n </w:t>
+      </w:r>
+      <w:r>
+        <w:rPr>
+          <w:rFonts w:eastAsia="Arial" w:cs="Arial"/>
+          <w:b w:val="0"/>
+          <w:iCs w:val="0"/>
+          <w:color w:val="000000" w:themeColor="text1"/>
+          <w:szCs w:val="22"/>
+        </w:rPr>
+        <w:t>RVfpgaEL2-</w:t>
+      </w:r>
+      <w:r>
+        <w:rPr>
+          <w:rFonts w:eastAsia="Arial" w:cs="Arial"/>
+          <w:b w:val="0"/>
+          <w:iCs w:val="0"/>
+          <w:color w:val="000000" w:themeColor="text1"/>
+          <w:szCs w:val="22"/>
+        </w:rPr>
+        <w:t xml:space="preserve">Nexys </w:t>
+      </w:r>
+      <w:r>
+        <w:rPr>
+          <w:rFonts w:eastAsia="Arial" w:cs="Arial"/>
+          <w:b w:val="0"/>
+          <w:iCs w:val="0"/>
+          <w:color w:val="000000" w:themeColor="text1"/>
+          <w:szCs w:val="22"/>
+        </w:rPr>
+        <w:t>Video</w:t>
+      </w:r>
+      <w:r>
+        <w:rPr>
+          <w:rFonts w:eastAsia="Arial" w:cs="Arial"/>
+          <w:b w:val="0"/>
+          <w:iCs w:val="0"/>
+          <w:color w:val="000000" w:themeColor="text1"/>
+          <w:szCs w:val="22"/>
+        </w:rPr>
+        <w:t xml:space="preserve"> </w:t>
+      </w:r>
+      <w:r>
+        <w:rPr>
+          <w:rFonts w:eastAsia="Arial" w:cs="Arial"/>
+          <w:b w:val="0"/>
+          <w:iCs w:val="0"/>
+          <w:color w:val="000000" w:themeColor="text1"/>
+          <w:szCs w:val="22"/>
+        </w:rPr>
+        <w:t>Video</w:t>
       </w:r>
       <w:r>
         <w:rPr>
@@ -9063,7 +9141,7 @@
           <w:iCs/>
           <w:color w:val="000000" w:themeColor="text1"/>
         </w:rPr>
-        <w:t>Nexys Video</w:t>
+        <w:t xml:space="preserve">Nexys </w:t>
       </w:r>
       <w:r>
         <w:rPr>
@@ -9072,7 +9150,7 @@
           <w:iCs/>
           <w:color w:val="000000" w:themeColor="text1"/>
         </w:rPr>
-        <w:t>VideoNoDDRPath]</w:t>
+        <w:t>Video</w:t>
       </w:r>
       <w:r>
         <w:rPr>
@@ -9081,6 +9159,15 @@
           <w:iCs/>
           <w:color w:val="000000" w:themeColor="text1"/>
         </w:rPr>
+        <w:t>NoDDRPath]</w:t>
+      </w:r>
+      <w:r>
+        <w:rPr>
+          <w:rFonts w:eastAsia="Arial" w:cs="Arial"/>
+          <w:i/>
+          <w:iCs/>
+          <w:color w:val="000000" w:themeColor="text1"/>
+        </w:rPr>
         <w:t>/Labs</w:t>
       </w:r>
       <w:r>
@@ -9169,7 +9256,7 @@
           <w:iCs/>
           <w:color w:val="000000" w:themeColor="text1"/>
         </w:rPr>
-        <w:t>Nexys Video</w:t>
+        <w:t xml:space="preserve">Nexys </w:t>
       </w:r>
       <w:r>
         <w:rPr>
@@ -9178,7 +9265,16 @@
           <w:iCs/>
           <w:color w:val="000000" w:themeColor="text1"/>
         </w:rPr>
-        <w:t>VideoNoDDRPath]</w:t>
+        <w:t>Video</w:t>
+      </w:r>
+      <w:r>
+        <w:rPr>
+          <w:rFonts w:eastAsia="Arial" w:cs="Arial"/>
+          <w:i/>
+          <w:iCs/>
+          <w:color w:val="000000" w:themeColor="text1"/>
+        </w:rPr>
+        <w:t>NoDDRPath]</w:t>
       </w:r>
       <w:r>
         <w:rPr>
@@ -9539,7 +9635,7 @@
           <w:color w:val="000000" w:themeColor="text1"/>
           <w:szCs w:val="22"/>
         </w:rPr>
-        <w:t>Nexys Video</w:t>
+        <w:t xml:space="preserve">Nexys </w:t>
       </w:r>
       <w:r>
         <w:rPr>
@@ -9549,7 +9645,17 @@
           <w:color w:val="000000" w:themeColor="text1"/>
           <w:szCs w:val="22"/>
         </w:rPr>
-        <w:t>VideoNoDDRPath]</w:t>
+        <w:t>Video</w:t>
+      </w:r>
+      <w:r>
+        <w:rPr>
+          <w:rFonts w:eastAsia="Arial" w:cs="Arial"/>
+          <w:b w:val="0"/>
+          <w:i/>
+          <w:color w:val="000000" w:themeColor="text1"/>
+          <w:szCs w:val="22"/>
+        </w:rPr>
+        <w:t>NoDDRPath]</w:t>
       </w:r>
       <w:r>
         <w:rPr>
@@ -11144,7 +11250,7 @@
           <w:color w:val="000000" w:themeColor="text1"/>
           <w:szCs w:val="22"/>
         </w:rPr>
-        <w:t>Nexys Video</w:t>
+        <w:t xml:space="preserve">Nexys </w:t>
       </w:r>
       <w:r>
         <w:rPr>
@@ -11154,7 +11260,17 @@
           <w:color w:val="000000" w:themeColor="text1"/>
           <w:szCs w:val="22"/>
         </w:rPr>
-        <w:t>VideoNoDDRPath]</w:t>
+        <w:t>Video</w:t>
+      </w:r>
+      <w:r>
+        <w:rPr>
+          <w:rFonts w:ascii="Courier New" w:eastAsia="Courier New" w:hAnsi="Courier New" w:cs="Courier New"/>
+          <w:b w:val="0"/>
+          <w:i/>
+          <w:color w:val="000000" w:themeColor="text1"/>
+          <w:szCs w:val="22"/>
+        </w:rPr>
+        <w:t>NoDDRPath]</w:t>
       </w:r>
       <w:r>
         <w:rPr>
@@ -11902,7 +12018,7 @@
           <w:color w:val="000000" w:themeColor="text1"/>
           <w:szCs w:val="22"/>
         </w:rPr>
-        <w:t>Nexys Video</w:t>
+        <w:t xml:space="preserve">Nexys </w:t>
       </w:r>
       <w:r>
         <w:rPr>
@@ -11912,7 +12028,7 @@
           <w:color w:val="000000" w:themeColor="text1"/>
           <w:szCs w:val="22"/>
         </w:rPr>
-        <w:t xml:space="preserve"> Video</w:t>
+        <w:t>Video</w:t>
       </w:r>
       <w:r>
         <w:rPr>
@@ -11922,7 +12038,7 @@
           <w:color w:val="000000" w:themeColor="text1"/>
           <w:szCs w:val="22"/>
         </w:rPr>
-        <w:t xml:space="preserve"> onto the </w:t>
+        <w:t xml:space="preserve"> </w:t>
       </w:r>
       <w:r>
         <w:rPr>
@@ -11932,7 +12048,7 @@
           <w:color w:val="000000" w:themeColor="text1"/>
           <w:szCs w:val="22"/>
         </w:rPr>
-        <w:t>Nexys Video</w:t>
+        <w:t>Video</w:t>
       </w:r>
       <w:r>
         <w:rPr>
@@ -11942,7 +12058,7 @@
           <w:color w:val="000000" w:themeColor="text1"/>
           <w:szCs w:val="22"/>
         </w:rPr>
-        <w:t xml:space="preserve"> Video</w:t>
+        <w:t xml:space="preserve"> onto the </w:t>
       </w:r>
       <w:r>
         <w:rPr>
@@ -11952,7 +12068,7 @@
           <w:color w:val="000000" w:themeColor="text1"/>
           <w:szCs w:val="22"/>
         </w:rPr>
-        <w:t xml:space="preserve"> Board and compile, download, and run a C program </w:t>
+        <w:t xml:space="preserve">Nexys </w:t>
       </w:r>
       <w:r>
         <w:rPr>
@@ -11962,7 +12078,7 @@
           <w:color w:val="000000" w:themeColor="text1"/>
           <w:szCs w:val="22"/>
         </w:rPr>
-        <w:t>o</w:t>
+        <w:t>Video</w:t>
       </w:r>
       <w:r>
         <w:rPr>
@@ -11972,7 +12088,7 @@
           <w:color w:val="000000" w:themeColor="text1"/>
           <w:szCs w:val="22"/>
         </w:rPr>
-        <w:t xml:space="preserve">n </w:t>
+        <w:t xml:space="preserve"> </w:t>
       </w:r>
       <w:r>
         <w:rPr>
@@ -11982,7 +12098,7 @@
           <w:color w:val="000000" w:themeColor="text1"/>
           <w:szCs w:val="22"/>
         </w:rPr>
-        <w:t>RVfpgaEL2-</w:t>
+        <w:t>Video</w:t>
       </w:r>
       <w:r>
         <w:rPr>
@@ -11992,7 +12108,7 @@
           <w:color w:val="000000" w:themeColor="text1"/>
           <w:szCs w:val="22"/>
         </w:rPr>
-        <w:t>Nexys Video</w:t>
+        <w:t xml:space="preserve"> Board and compile, download, and run a C program </w:t>
       </w:r>
       <w:r>
         <w:rPr>
@@ -12002,22 +12118,9 @@
           <w:color w:val="000000" w:themeColor="text1"/>
           <w:szCs w:val="22"/>
         </w:rPr>
-        <w:t xml:space="preserve"> Video</w:t>
-      </w:r>
-    </w:p>
-    <w:p>
-      <w:pPr>
-        <w:rPr>
-          <w:rFonts w:eastAsia="Arial" w:cs="Arial"/>
-          <w:b/>
-          <w:bCs/>
-          <w:color w:val="000000" w:themeColor="text1"/>
-        </w:rPr>
-      </w:pPr>
-    </w:p>
-    <w:p>
-      <w:pPr>
-        <w:pStyle w:val="a6"/>
+        <w:t>o</w:t>
+      </w:r>
+      <w:r>
         <w:rPr>
           <w:rFonts w:eastAsia="Arial" w:cs="Arial"/>
           <w:bCs/>
@@ -12025,66 +12128,159 @@
           <w:color w:val="000000" w:themeColor="text1"/>
           <w:szCs w:val="22"/>
         </w:rPr>
-      </w:pPr>
+        <w:t xml:space="preserve">n </w:t>
+      </w:r>
       <w:r>
         <w:rPr>
           <w:rFonts w:eastAsia="Arial" w:cs="Arial"/>
-          <w:b w:val="0"/>
+          <w:bCs/>
           <w:iCs w:val="0"/>
           <w:color w:val="000000" w:themeColor="text1"/>
           <w:szCs w:val="22"/>
         </w:rPr>
-        <w:t xml:space="preserve">You will now run the example program </w:t>
+        <w:t>RVfpgaEL2-</w:t>
       </w:r>
       <w:r>
         <w:rPr>
           <w:rFonts w:eastAsia="Arial" w:cs="Arial"/>
-          <w:b w:val="0"/>
+          <w:bCs/>
           <w:iCs w:val="0"/>
           <w:color w:val="000000" w:themeColor="text1"/>
           <w:szCs w:val="22"/>
         </w:rPr>
-        <w:t>o</w:t>
+        <w:t xml:space="preserve">Nexys </w:t>
       </w:r>
       <w:r>
         <w:rPr>
           <w:rFonts w:eastAsia="Arial" w:cs="Arial"/>
-          <w:b w:val="0"/>
+          <w:bCs/>
           <w:iCs w:val="0"/>
           <w:color w:val="000000" w:themeColor="text1"/>
           <w:szCs w:val="22"/>
         </w:rPr>
-        <w:t xml:space="preserve">n </w:t>
+        <w:t>Video</w:t>
       </w:r>
       <w:r>
         <w:rPr>
           <w:rFonts w:eastAsia="Arial" w:cs="Arial"/>
-          <w:b w:val="0"/>
+          <w:bCs/>
           <w:iCs w:val="0"/>
           <w:color w:val="000000" w:themeColor="text1"/>
           <w:szCs w:val="22"/>
         </w:rPr>
-        <w:t>RVfpgaEL2-</w:t>
+        <w:t xml:space="preserve"> </w:t>
       </w:r>
       <w:r>
         <w:rPr>
           <w:rFonts w:eastAsia="Arial" w:cs="Arial"/>
-          <w:b w:val="0"/>
+          <w:bCs/>
           <w:iCs w:val="0"/>
           <w:color w:val="000000" w:themeColor="text1"/>
           <w:szCs w:val="22"/>
         </w:rPr>
-        <w:t>Nexys Video</w:t>
-      </w:r>
-      <w:r>
+        <w:t>Video</w:t>
+      </w:r>
+    </w:p>
+    <w:p>
+      <w:pPr>
         <w:rPr>
           <w:rFonts w:eastAsia="Arial" w:cs="Arial"/>
-          <w:b w:val="0"/>
+          <w:b/>
+          <w:bCs/>
+          <w:color w:val="000000" w:themeColor="text1"/>
+        </w:rPr>
+      </w:pPr>
+    </w:p>
+    <w:p>
+      <w:pPr>
+        <w:pStyle w:val="a6"/>
+        <w:rPr>
+          <w:rFonts w:eastAsia="Arial" w:cs="Arial"/>
+          <w:bCs/>
           <w:iCs w:val="0"/>
           <w:color w:val="000000" w:themeColor="text1"/>
           <w:szCs w:val="22"/>
         </w:rPr>
-        <w:t xml:space="preserve"> Video</w:t>
+      </w:pPr>
+      <w:r>
+        <w:rPr>
+          <w:rFonts w:eastAsia="Arial" w:cs="Arial"/>
+          <w:b w:val="0"/>
+          <w:iCs w:val="0"/>
+          <w:color w:val="000000" w:themeColor="text1"/>
+          <w:szCs w:val="22"/>
+        </w:rPr>
+        <w:t xml:space="preserve">You will now run the example program </w:t>
+      </w:r>
+      <w:r>
+        <w:rPr>
+          <w:rFonts w:eastAsia="Arial" w:cs="Arial"/>
+          <w:b w:val="0"/>
+          <w:iCs w:val="0"/>
+          <w:color w:val="000000" w:themeColor="text1"/>
+          <w:szCs w:val="22"/>
+        </w:rPr>
+        <w:t>o</w:t>
+      </w:r>
+      <w:r>
+        <w:rPr>
+          <w:rFonts w:eastAsia="Arial" w:cs="Arial"/>
+          <w:b w:val="0"/>
+          <w:iCs w:val="0"/>
+          <w:color w:val="000000" w:themeColor="text1"/>
+          <w:szCs w:val="22"/>
+        </w:rPr>
+        <w:t xml:space="preserve">n </w:t>
+      </w:r>
+      <w:r>
+        <w:rPr>
+          <w:rFonts w:eastAsia="Arial" w:cs="Arial"/>
+          <w:b w:val="0"/>
+          <w:iCs w:val="0"/>
+          <w:color w:val="000000" w:themeColor="text1"/>
+          <w:szCs w:val="22"/>
+        </w:rPr>
+        <w:t>RVfpgaEL2-</w:t>
+      </w:r>
+      <w:r>
+        <w:rPr>
+          <w:rFonts w:eastAsia="Arial" w:cs="Arial"/>
+          <w:b w:val="0"/>
+          <w:iCs w:val="0"/>
+          <w:color w:val="000000" w:themeColor="text1"/>
+          <w:szCs w:val="22"/>
+        </w:rPr>
+        <w:t xml:space="preserve">Nexys </w:t>
+      </w:r>
+      <w:r>
+        <w:rPr>
+          <w:rFonts w:eastAsia="Arial" w:cs="Arial"/>
+          <w:b w:val="0"/>
+          <w:iCs w:val="0"/>
+          <w:color w:val="000000" w:themeColor="text1"/>
+          <w:szCs w:val="22"/>
+        </w:rPr>
+        <w:t>Video</w:t>
+      </w:r>
+      <w:r>
+        <w:rPr>
+          <w:rFonts w:eastAsia="Arial" w:cs="Arial"/>
+          <w:b w:val="0"/>
+          <w:iCs w:val="0"/>
+          <w:color w:val="000000" w:themeColor="text1"/>
+          <w:szCs w:val="22"/>
+        </w:rPr>
+        <w:t xml:space="preserve"> </w:t>
+      </w:r>
+      <w:r>
+        <w:rPr>
+          <w:rFonts w:eastAsia="Arial" w:cs="Arial"/>
+          <w:b w:val="0"/>
+          <w:iCs w:val="0"/>
+          <w:color w:val="000000" w:themeColor="text1"/>
+          <w:szCs w:val="22"/>
+        </w:rPr>
+        <w:t>Video</w:t>
       </w:r>
       <w:r>
         <w:rPr>
@@ -12320,13 +12516,25 @@
         <w:rPr>
           <w:b w:val="0"/>
         </w:rPr>
-        <w:t>Nexys Video</w:t>
-      </w:r>
-      <w:r>
-        <w:rPr>
-          <w:b w:val="0"/>
-        </w:rPr>
-        <w:t xml:space="preserve"> Video</w:t>
+        <w:t xml:space="preserve">Nexys </w:t>
+      </w:r>
+      <w:r>
+        <w:rPr>
+          <w:b w:val="0"/>
+        </w:rPr>
+        <w:t>Video</w:t>
+      </w:r>
+      <w:r>
+        <w:rPr>
+          <w:b w:val="0"/>
+        </w:rPr>
+        <w:t xml:space="preserve"> </w:t>
+      </w:r>
+      <w:r>
+        <w:rPr>
+          <w:b w:val="0"/>
+        </w:rPr>
+        <w:t>Video</w:t>
       </w:r>
       <w:r>
         <w:rPr>
@@ -12356,13 +12564,25 @@
         <w:rPr>
           <w:b w:val="0"/>
         </w:rPr>
-        <w:t>Nexys Video</w:t>
-      </w:r>
-      <w:r>
-        <w:rPr>
-          <w:b w:val="0"/>
-        </w:rPr>
-        <w:t xml:space="preserve"> Video</w:t>
+        <w:t xml:space="preserve">Nexys </w:t>
+      </w:r>
+      <w:r>
+        <w:rPr>
+          <w:b w:val="0"/>
+        </w:rPr>
+        <w:t>Video</w:t>
+      </w:r>
+      <w:r>
+        <w:rPr>
+          <w:b w:val="0"/>
+        </w:rPr>
+        <w:t xml:space="preserve"> </w:t>
+      </w:r>
+      <w:r>
+        <w:rPr>
+          <w:b w:val="0"/>
+        </w:rPr>
+        <w:t>Video</w:t>
       </w:r>
       <w:r>
         <w:rPr>
@@ -12386,13 +12606,25 @@
         <w:rPr>
           <w:b w:val="0"/>
         </w:rPr>
-        <w:t>Nexys Video</w:t>
-      </w:r>
-      <w:r>
-        <w:rPr>
-          <w:b w:val="0"/>
-        </w:rPr>
-        <w:t xml:space="preserve"> Video</w:t>
+        <w:t xml:space="preserve">Nexys </w:t>
+      </w:r>
+      <w:r>
+        <w:rPr>
+          <w:b w:val="0"/>
+        </w:rPr>
+        <w:t>Video</w:t>
+      </w:r>
+      <w:r>
+        <w:rPr>
+          <w:b w:val="0"/>
+        </w:rPr>
+        <w:t xml:space="preserve"> </w:t>
+      </w:r>
+      <w:r>
+        <w:rPr>
+          <w:b w:val="0"/>
+        </w:rPr>
+        <w:t>Video</w:t>
       </w:r>
       <w:r>
         <w:rPr>
@@ -12410,13 +12642,25 @@
         <w:rPr>
           <w:b w:val="0"/>
         </w:rPr>
-        <w:t>Nexys Video</w:t>
-      </w:r>
-      <w:r>
-        <w:rPr>
-          <w:b w:val="0"/>
-        </w:rPr>
-        <w:t xml:space="preserve"> Video</w:t>
+        <w:t xml:space="preserve">Nexys </w:t>
+      </w:r>
+      <w:r>
+        <w:rPr>
+          <w:b w:val="0"/>
+        </w:rPr>
+        <w:t>Video</w:t>
+      </w:r>
+      <w:r>
+        <w:rPr>
+          <w:b w:val="0"/>
+        </w:rPr>
+        <w:t xml:space="preserve"> </w:t>
+      </w:r>
+      <w:r>
+        <w:rPr>
+          <w:b w:val="0"/>
+        </w:rPr>
+        <w:t>Video</w:t>
       </w:r>
       <w:r>
         <w:rPr>

--- a/RVfpga/RVfpgaEL2/RVfpga_NexysVideo-NoDDR/Labs/Lab02/RVfpga_Lab02_VeeR-EL2_NexysVideo-NoDDR.docx
+++ b/RVfpga/RVfpgaEL2/RVfpga_NexysVideo-NoDDR/Labs/Lab02/RVfpga_Lab02_VeeR-EL2_NexysVideo-NoDDR.docx
@@ -6971,23 +6971,7 @@
           <w:bCs w:val="0"/>
           <w:sz w:val="22"/>
         </w:rPr>
-        <w:t>Table</w:t>
-      </w:r>
-      <w:r>
-        <w:rPr>
-          <w:b w:val="0"/>
-          <w:bCs w:val="0"/>
-          <w:sz w:val="22"/>
-        </w:rPr>
-        <w:t>s</w:t>
-      </w:r>
-      <w:r>
-        <w:rPr>
-          <w:b w:val="0"/>
-          <w:bCs w:val="0"/>
-          <w:sz w:val="22"/>
-        </w:rPr>
-        <w:t xml:space="preserve"> </w:t>
+        <w:t xml:space="preserve">Table </w:t>
       </w:r>
       <w:r>
         <w:rPr>
@@ -7059,6 +7043,17 @@
           <w:bCs w:val="0"/>
           <w:noProof/>
           <w:sz w:val="22"/>
+        </w:rPr>
+        <w:t>Table</w:t>
+      </w:r>
+      <w:r>
+        <w:t xml:space="preserve"> </w:t>
+      </w:r>
+      <w:r>
+        <w:rPr>
+          <w:b w:val="0"/>
+          <w:bCs w:val="0"/>
+          <w:noProof/>
         </w:rPr>
         <w:t>5</w:t>
       </w:r>
@@ -7528,6 +7523,7 @@
                 <w:b/>
                 <w:bCs/>
               </w:rPr>
+              <w:lastRenderedPageBreak/>
               <w:t># RISC-V Assembly</w:t>
             </w:r>
           </w:p>
@@ -8582,6 +8578,7 @@
         </w:rPr>
       </w:pPr>
       <w:r>
+        <w:lastRenderedPageBreak/>
         <w:t xml:space="preserve">Writing a RISC-V </w:t>
       </w:r>
       <w:r>
@@ -10052,6 +10049,7 @@
         <w:rPr>
           <w:noProof/>
         </w:rPr>
+        <w:lastRenderedPageBreak/>
         <w:drawing>
           <wp:inline distT="0" distB="0" distL="0" distR="0" wp14:anchorId="3C112BD9" wp14:editId="780D32CF">
             <wp:extent cx="4572000" cy="1076325"/>
@@ -11208,6 +11206,7 @@
           <w:color w:val="000000" w:themeColor="text1"/>
           <w:szCs w:val="22"/>
         </w:rPr>
+        <w:lastRenderedPageBreak/>
         <w:t>This program is also available in the following file for your convenience:</w:t>
       </w:r>
     </w:p>
@@ -11998,6 +11997,7 @@
           <w:color w:val="000000" w:themeColor="text1"/>
           <w:szCs w:val="22"/>
         </w:rPr>
+        <w:lastRenderedPageBreak/>
         <w:t xml:space="preserve">Step 3. Download </w:t>
       </w:r>
       <w:r>
@@ -13102,6 +13102,7 @@
         <w:rPr>
           <w:b w:val="0"/>
         </w:rPr>
+        <w:lastRenderedPageBreak/>
         <w:t>And so on, until all the LEDs are lit.</w:t>
       </w:r>
     </w:p>
@@ -15051,6 +15052,7 @@
           <w:b/>
           <w:bCs/>
         </w:rPr>
+        <w:lastRenderedPageBreak/>
         <w:t xml:space="preserve">Exercise </w:t>
       </w:r>
       <w:r>
@@ -15197,12 +15199,10 @@
       </w:pPr>
     </w:p>
     <w:sectPr>
-      <w:headerReference w:type="even" r:id="rId17"/>
-      <w:headerReference w:type="default" r:id="rId18"/>
-      <w:footerReference w:type="even" r:id="rId19"/>
-      <w:footerReference w:type="default" r:id="rId20"/>
-      <w:headerReference w:type="first" r:id="rId21"/>
-      <w:footerReference w:type="first" r:id="rId22"/>
+      <w:headerReference w:type="default" r:id="rId17"/>
+      <w:footerReference w:type="default" r:id="rId18"/>
+      <w:headerReference w:type="first" r:id="rId19"/>
+      <w:footerReference w:type="first" r:id="rId20"/>
       <w:pgSz w:w="11906" w:h="16838"/>
       <w:pgMar w:top="1800" w:right="1440" w:bottom="1440" w:left="1440" w:header="706" w:footer="389" w:gutter="0"/>
       <w:cols w:space="720"/>
@@ -15234,16 +15234,6 @@
 </file>
 
 <file path=word/footer1.xml><?xml version="1.0" encoding="utf-8"?>
-<w:ftr xmlns:wpc="http://schemas.microsoft.com/office/word/2010/wordprocessingCanvas" xmlns:cx="http://schemas.microsoft.com/office/drawing/2014/chartex" xmlns:cx1="http://schemas.microsoft.com/office/drawing/2015/9/8/chartex" xmlns:cx2="http://schemas.microsoft.com/office/drawing/2015/10/21/chartex" xmlns:cx3="http://schemas.microsoft.com/office/drawing/2016/5/9/chartex" xmlns:cx4="http://schemas.microsoft.com/office/drawing/2016/5/10/chartex" xmlns:cx5="http://schemas.microsoft.com/office/drawing/2016/5/11/chartex" xmlns:cx6="http://schemas.microsoft.com/office/drawing/2016/5/12/chartex" xmlns:cx7="http://schemas.microsoft.com/office/drawing/2016/5/13/chartex" xmlns:cx8="http://schemas.microsoft.com/office/drawing/2016/5/14/chartex" xmlns:mc="http://schemas.openxmlformats.org/markup-compatibility/2006" xmlns:aink="http://schemas.microsoft.com/office/drawing/2016/ink" xmlns:am3d="http://schemas.microsoft.com/office/drawing/2017/model3d" xmlns:o="urn:schemas-microsoft-com:office:office" xmlns:oel="http://schemas.microsoft.com/office/2019/extlst" xmlns:r="http://schemas.openxmlformats.org/officeDocument/2006/relationships" xmlns:m="http://schemas.openxmlformats.org/officeDocument/2006/math" xmlns:v="urn:schemas-microsoft-com:vml" xmlns:wp14="http://schemas.microsoft.com/office/word/2010/wordprocessingDrawing" xmlns:wp="http://schemas.openxmlformats.org/drawingml/2006/wordprocessingDrawing" xmlns:w10="urn:schemas-microsoft-com:office:word" xmlns:w="http://schemas.openxmlformats.org/wordprocessingml/2006/main" xmlns:w14="http://schemas.microsoft.com/office/word/2010/wordml" xmlns:w15="http://schemas.microsoft.com/office/word/2012/wordml" xmlns:w16cex="http://schemas.microsoft.com/office/word/2018/wordml/cex" xmlns:w16cid="http://schemas.microsoft.com/office/word/2016/wordml/cid" xmlns:w16="http://schemas.microsoft.com/office/word/2018/wordml" xmlns:w16du="http://schemas.microsoft.com/office/word/2023/wordml/word16du" xmlns:w16sdtdh="http://schemas.microsoft.com/office/word/2020/wordml/sdtdatahash" xmlns:w16sdtfl="http://schemas.microsoft.com/office/word/2024/wordml/sdtformatlock" xmlns:w16se="http://schemas.microsoft.com/office/word/2015/wordml/symex" xmlns:wpg="http://schemas.microsoft.com/office/word/2010/wordprocessingGroup" xmlns:wpi="http://schemas.microsoft.com/office/word/2010/wordprocessingInk" xmlns:wne="http://schemas.microsoft.com/office/word/2006/wordml" xmlns:wps="http://schemas.microsoft.com/office/word/2010/wordprocessingShape" mc:Ignorable="w14 w15 w16se w16cid w16 w16cex w16sdtdh w16sdtfl w16du wp14">
-  <w:p>
-    <w:pPr>
-      <w:pStyle w:val="a9"/>
-    </w:pPr>
-  </w:p>
-</w:ftr>
-</file>
-
-<file path=word/footer2.xml><?xml version="1.0" encoding="utf-8"?>
 <w:ftr xmlns:wpc="http://schemas.microsoft.com/office/word/2010/wordprocessingCanvas" xmlns:cx="http://schemas.microsoft.com/office/drawing/2014/chartex" xmlns:cx1="http://schemas.microsoft.com/office/drawing/2015/9/8/chartex" xmlns:cx2="http://schemas.microsoft.com/office/drawing/2015/10/21/chartex" xmlns:cx3="http://schemas.microsoft.com/office/drawing/2016/5/9/chartex" xmlns:cx4="http://schemas.microsoft.com/office/drawing/2016/5/10/chartex" xmlns:cx5="http://schemas.microsoft.com/office/drawing/2016/5/11/chartex" xmlns:cx6="http://schemas.microsoft.com/office/drawing/2016/5/12/chartex" xmlns:cx7="http://schemas.microsoft.com/office/drawing/2016/5/13/chartex" xmlns:cx8="http://schemas.microsoft.com/office/drawing/2016/5/14/chartex" xmlns:mc="http://schemas.openxmlformats.org/markup-compatibility/2006" xmlns:aink="http://schemas.microsoft.com/office/drawing/2016/ink" xmlns:am3d="http://schemas.microsoft.com/office/drawing/2017/model3d" xmlns:o="urn:schemas-microsoft-com:office:office" xmlns:oel="http://schemas.microsoft.com/office/2019/extlst" xmlns:r="http://schemas.openxmlformats.org/officeDocument/2006/relationships" xmlns:m="http://schemas.openxmlformats.org/officeDocument/2006/math" xmlns:v="urn:schemas-microsoft-com:vml" xmlns:wp14="http://schemas.microsoft.com/office/word/2010/wordprocessingDrawing" xmlns:wp="http://schemas.openxmlformats.org/drawingml/2006/wordprocessingDrawing" xmlns:w10="urn:schemas-microsoft-com:office:word" xmlns:w="http://schemas.openxmlformats.org/wordprocessingml/2006/main" xmlns:w14="http://schemas.microsoft.com/office/word/2010/wordml" xmlns:w15="http://schemas.microsoft.com/office/word/2012/wordml" xmlns:w16cex="http://schemas.microsoft.com/office/word/2018/wordml/cex" xmlns:w16cid="http://schemas.microsoft.com/office/word/2016/wordml/cid" xmlns:w16="http://schemas.microsoft.com/office/word/2018/wordml" xmlns:w16du="http://schemas.microsoft.com/office/word/2023/wordml/word16du" xmlns:w16sdtdh="http://schemas.microsoft.com/office/word/2020/wordml/sdtdatahash" xmlns:w16sdtfl="http://schemas.microsoft.com/office/word/2024/wordml/sdtformatlock" xmlns:w16se="http://schemas.microsoft.com/office/word/2015/wordml/symex" xmlns:wpg="http://schemas.microsoft.com/office/word/2010/wordprocessingGroup" xmlns:wpi="http://schemas.microsoft.com/office/word/2010/wordprocessingInk" xmlns:wne="http://schemas.microsoft.com/office/word/2006/wordml" xmlns:wps="http://schemas.microsoft.com/office/word/2010/wordprocessingShape" mc:Ignorable="w14 w15 w16se w16cid w16 w16cex w16sdtdh w16sdtfl w16du wp14">
   <w:p>
     <w:pPr>
@@ -15353,7 +15343,7 @@
 </w:ftr>
 </file>
 
-<file path=word/footer3.xml><?xml version="1.0" encoding="utf-8"?>
+<file path=word/footer2.xml><?xml version="1.0" encoding="utf-8"?>
 <w:ftr xmlns:wpc="http://schemas.microsoft.com/office/word/2010/wordprocessingCanvas" xmlns:cx="http://schemas.microsoft.com/office/drawing/2014/chartex" xmlns:cx1="http://schemas.microsoft.com/office/drawing/2015/9/8/chartex" xmlns:cx2="http://schemas.microsoft.com/office/drawing/2015/10/21/chartex" xmlns:cx3="http://schemas.microsoft.com/office/drawing/2016/5/9/chartex" xmlns:cx4="http://schemas.microsoft.com/office/drawing/2016/5/10/chartex" xmlns:cx5="http://schemas.microsoft.com/office/drawing/2016/5/11/chartex" xmlns:cx6="http://schemas.microsoft.com/office/drawing/2016/5/12/chartex" xmlns:cx7="http://schemas.microsoft.com/office/drawing/2016/5/13/chartex" xmlns:cx8="http://schemas.microsoft.com/office/drawing/2016/5/14/chartex" xmlns:mc="http://schemas.openxmlformats.org/markup-compatibility/2006" xmlns:aink="http://schemas.microsoft.com/office/drawing/2016/ink" xmlns:am3d="http://schemas.microsoft.com/office/drawing/2017/model3d" xmlns:o="urn:schemas-microsoft-com:office:office" xmlns:oel="http://schemas.microsoft.com/office/2019/extlst" xmlns:r="http://schemas.openxmlformats.org/officeDocument/2006/relationships" xmlns:m="http://schemas.openxmlformats.org/officeDocument/2006/math" xmlns:v="urn:schemas-microsoft-com:vml" xmlns:wp14="http://schemas.microsoft.com/office/word/2010/wordprocessingDrawing" xmlns:wp="http://schemas.openxmlformats.org/drawingml/2006/wordprocessingDrawing" xmlns:w10="urn:schemas-microsoft-com:office:word" xmlns:w="http://schemas.openxmlformats.org/wordprocessingml/2006/main" xmlns:w14="http://schemas.microsoft.com/office/word/2010/wordml" xmlns:w15="http://schemas.microsoft.com/office/word/2012/wordml" xmlns:w16cex="http://schemas.microsoft.com/office/word/2018/wordml/cex" xmlns:w16cid="http://schemas.microsoft.com/office/word/2016/wordml/cid" xmlns:w16="http://schemas.microsoft.com/office/word/2018/wordml" xmlns:w16du="http://schemas.microsoft.com/office/word/2023/wordml/word16du" xmlns:w16sdtdh="http://schemas.microsoft.com/office/word/2020/wordml/sdtdatahash" xmlns:w16sdtfl="http://schemas.microsoft.com/office/word/2024/wordml/sdtformatlock" xmlns:w16se="http://schemas.microsoft.com/office/word/2015/wordml/symex" xmlns:wpg="http://schemas.microsoft.com/office/word/2010/wordprocessingGroup" xmlns:wpi="http://schemas.microsoft.com/office/word/2010/wordprocessingInk" xmlns:wne="http://schemas.microsoft.com/office/word/2006/wordml" xmlns:wps="http://schemas.microsoft.com/office/word/2010/wordprocessingShape" mc:Ignorable="w14 w15 w16se w16cid w16 w16cex w16sdtdh w16sdtfl w16du wp14">
   <w:p>
     <w:pPr>
@@ -15445,16 +15435,6 @@
     <w:pPr>
       <w:pStyle w:val="ab"/>
     </w:pPr>
-  </w:p>
-</w:hdr>
-</file>
-
-<file path=word/header2.xml><?xml version="1.0" encoding="utf-8"?>
-<w:hdr xmlns:wpc="http://schemas.microsoft.com/office/word/2010/wordprocessingCanvas" xmlns:cx="http://schemas.microsoft.com/office/drawing/2014/chartex" xmlns:cx1="http://schemas.microsoft.com/office/drawing/2015/9/8/chartex" xmlns:cx2="http://schemas.microsoft.com/office/drawing/2015/10/21/chartex" xmlns:cx3="http://schemas.microsoft.com/office/drawing/2016/5/9/chartex" xmlns:cx4="http://schemas.microsoft.com/office/drawing/2016/5/10/chartex" xmlns:cx5="http://schemas.microsoft.com/office/drawing/2016/5/11/chartex" xmlns:cx6="http://schemas.microsoft.com/office/drawing/2016/5/12/chartex" xmlns:cx7="http://schemas.microsoft.com/office/drawing/2016/5/13/chartex" xmlns:cx8="http://schemas.microsoft.com/office/drawing/2016/5/14/chartex" xmlns:mc="http://schemas.openxmlformats.org/markup-compatibility/2006" xmlns:aink="http://schemas.microsoft.com/office/drawing/2016/ink" xmlns:am3d="http://schemas.microsoft.com/office/drawing/2017/model3d" xmlns:o="urn:schemas-microsoft-com:office:office" xmlns:oel="http://schemas.microsoft.com/office/2019/extlst" xmlns:r="http://schemas.openxmlformats.org/officeDocument/2006/relationships" xmlns:m="http://schemas.openxmlformats.org/officeDocument/2006/math" xmlns:v="urn:schemas-microsoft-com:vml" xmlns:wp14="http://schemas.microsoft.com/office/word/2010/wordprocessingDrawing" xmlns:wp="http://schemas.openxmlformats.org/drawingml/2006/wordprocessingDrawing" xmlns:w10="urn:schemas-microsoft-com:office:word" xmlns:w="http://schemas.openxmlformats.org/wordprocessingml/2006/main" xmlns:w14="http://schemas.microsoft.com/office/word/2010/wordml" xmlns:w15="http://schemas.microsoft.com/office/word/2012/wordml" xmlns:w16cex="http://schemas.microsoft.com/office/word/2018/wordml/cex" xmlns:w16cid="http://schemas.microsoft.com/office/word/2016/wordml/cid" xmlns:w16="http://schemas.microsoft.com/office/word/2018/wordml" xmlns:w16du="http://schemas.microsoft.com/office/word/2023/wordml/word16du" xmlns:w16sdtdh="http://schemas.microsoft.com/office/word/2020/wordml/sdtdatahash" xmlns:w16sdtfl="http://schemas.microsoft.com/office/word/2024/wordml/sdtformatlock" xmlns:w16se="http://schemas.microsoft.com/office/word/2015/wordml/symex" xmlns:wpg="http://schemas.microsoft.com/office/word/2010/wordprocessingGroup" xmlns:wpi="http://schemas.microsoft.com/office/word/2010/wordprocessingInk" xmlns:wne="http://schemas.microsoft.com/office/word/2006/wordml" xmlns:wps="http://schemas.microsoft.com/office/word/2010/wordprocessingShape" mc:Ignorable="w14 w15 w16se w16cid w16 w16cex w16sdtdh w16sdtfl w16du wp14">
-  <w:p>
-    <w:pPr>
-      <w:pStyle w:val="ab"/>
-    </w:pPr>
     <w:r>
       <w:rPr>
         <w:noProof/>
@@ -15510,7 +15490,7 @@
 </w:hdr>
 </file>
 
-<file path=word/header3.xml><?xml version="1.0" encoding="utf-8"?>
+<file path=word/header2.xml><?xml version="1.0" encoding="utf-8"?>
 <w:hdr xmlns:wpc="http://schemas.microsoft.com/office/word/2010/wordprocessingCanvas" xmlns:cx="http://schemas.microsoft.com/office/drawing/2014/chartex" xmlns:cx1="http://schemas.microsoft.com/office/drawing/2015/9/8/chartex" xmlns:cx2="http://schemas.microsoft.com/office/drawing/2015/10/21/chartex" xmlns:cx3="http://schemas.microsoft.com/office/drawing/2016/5/9/chartex" xmlns:cx4="http://schemas.microsoft.com/office/drawing/2016/5/10/chartex" xmlns:cx5="http://schemas.microsoft.com/office/drawing/2016/5/11/chartex" xmlns:cx6="http://schemas.microsoft.com/office/drawing/2016/5/12/chartex" xmlns:cx7="http://schemas.microsoft.com/office/drawing/2016/5/13/chartex" xmlns:cx8="http://schemas.microsoft.com/office/drawing/2016/5/14/chartex" xmlns:mc="http://schemas.openxmlformats.org/markup-compatibility/2006" xmlns:aink="http://schemas.microsoft.com/office/drawing/2016/ink" xmlns:am3d="http://schemas.microsoft.com/office/drawing/2017/model3d" xmlns:o="urn:schemas-microsoft-com:office:office" xmlns:oel="http://schemas.microsoft.com/office/2019/extlst" xmlns:r="http://schemas.openxmlformats.org/officeDocument/2006/relationships" xmlns:m="http://schemas.openxmlformats.org/officeDocument/2006/math" xmlns:v="urn:schemas-microsoft-com:vml" xmlns:wp14="http://schemas.microsoft.com/office/word/2010/wordprocessingDrawing" xmlns:wp="http://schemas.openxmlformats.org/drawingml/2006/wordprocessingDrawing" xmlns:w10="urn:schemas-microsoft-com:office:word" xmlns:w="http://schemas.openxmlformats.org/wordprocessingml/2006/main" xmlns:w14="http://schemas.microsoft.com/office/word/2010/wordml" xmlns:w15="http://schemas.microsoft.com/office/word/2012/wordml" xmlns:w16cex="http://schemas.microsoft.com/office/word/2018/wordml/cex" xmlns:w16cid="http://schemas.microsoft.com/office/word/2016/wordml/cid" xmlns:w16="http://schemas.microsoft.com/office/word/2018/wordml" xmlns:w16du="http://schemas.microsoft.com/office/word/2023/wordml/word16du" xmlns:w16sdtdh="http://schemas.microsoft.com/office/word/2020/wordml/sdtdatahash" xmlns:w16sdtfl="http://schemas.microsoft.com/office/word/2024/wordml/sdtformatlock" xmlns:w16se="http://schemas.microsoft.com/office/word/2015/wordml/symex" xmlns:wpg="http://schemas.microsoft.com/office/word/2010/wordprocessingGroup" xmlns:wpi="http://schemas.microsoft.com/office/word/2010/wordprocessingInk" xmlns:wne="http://schemas.microsoft.com/office/word/2006/wordml" xmlns:wps="http://schemas.microsoft.com/office/word/2010/wordprocessingShape" mc:Ignorable="w14 w15 w16se w16cid w16 w16cex w16sdtdh w16sdtfl w16du wp14">
   <w:tbl>
     <w:tblPr>
